--- a/techfin-controller/src/main/resources/templates/sxd/report-template.docx
+++ b/techfin-controller/src/main/resources/templates/sxd/report-template.docx
@@ -761,6 +761,62 @@
           <w:rFonts w:hint="eastAsia"/>
         </w:rPr>
       </w:pPr>
+      <w:r>
+        <w:rPr>
+          <w:rFonts w:ascii="微软雅黑" w:eastAsia="微软雅黑" w:hAnsi="微软雅黑" w:cs="微软雅黑"/>
+          <w:sz w:val="20"/>
+        </w:rPr>
+        <w:t>{{profile_main_business}}</w:t>
+      </w:r>
+    </w:p>
+    <w:p>
+      <w:pPr>
+        <w:rPr>
+          <w:rFonts w:hint="eastAsia"/>
+        </w:rPr>
+      </w:pPr>
+      <w:r>
+        <w:rPr>
+          <w:rFonts w:ascii="微软雅黑" w:eastAsia="微软雅黑" w:hAnsi="微软雅黑" w:cs="微软雅黑"/>
+          <w:sz w:val="20"/>
+        </w:rPr>
+        <w:t>{{profile_downstream}}</w:t>
+      </w:r>
+    </w:p>
+    <w:p>
+      <w:pPr>
+        <w:rPr>
+          <w:rFonts w:hint="eastAsia"/>
+        </w:rPr>
+      </w:pPr>
+      <w:r>
+        <w:rPr>
+          <w:rFonts w:ascii="微软雅黑" w:eastAsia="微软雅黑" w:hAnsi="微软雅黑" w:cs="微软雅黑"/>
+          <w:sz w:val="20"/>
+        </w:rPr>
+        <w:t>{{profile_highlights}}</w:t>
+      </w:r>
+    </w:p>
+    <w:p>
+      <w:pPr>
+        <w:rPr>
+          <w:rFonts w:hint="eastAsia"/>
+        </w:rPr>
+      </w:pPr>
+      <w:r>
+        <w:rPr>
+          <w:rFonts w:ascii="微软雅黑" w:eastAsia="微软雅黑" w:hAnsi="微软雅黑" w:cs="微软雅黑"/>
+          <w:sz w:val="20"/>
+        </w:rPr>
+        <w:t>{{profile_patent_application}}</w:t>
+      </w:r>
+    </w:p>
+    <w:p>
+      <w:pPr>
+        <w:rPr>
+          <w:rFonts w:hint="eastAsia"/>
+        </w:rPr>
+      </w:pPr>
     </w:p>
     <w:p>
       <w:pPr>
@@ -810,21 +866,7 @@
           <w:rFonts w:ascii="微软雅黑" w:eastAsia="微软雅黑" w:hAnsi="微软雅黑" w:cs="微软雅黑"/>
           <w:sz w:val="20"/>
         </w:rPr>
-        <w:t>{{dib_manage_business_and_products}}</w:t>
-      </w:r>
-    </w:p>
-    <w:p>
-      <w:pPr>
-        <w:rPr>
-          <w:rFonts w:hint="eastAsia"/>
-        </w:rPr>
-      </w:pPr>
-      <w:r>
-        <w:rPr>
-          <w:rFonts w:ascii="微软雅黑" w:eastAsia="微软雅黑" w:hAnsi="微软雅黑" w:cs="微软雅黑"/>
-          <w:sz w:val="20"/>
-        </w:rPr>
-        <w:t>{{dib_manage_business_circumstance}}</w:t>
+        <w:t>{{dib_manage_business_overview}}</w:t>
       </w:r>
     </w:p>
     <w:p>
@@ -913,6 +955,43 @@
           <w:sz w:val="20"/>
         </w:rPr>
         <w:t>{{profit_sheet_key_items}}</w:t>
+      </w:r>
+    </w:p>
+    <w:p>
+      <w:pPr>
+        <w:rPr>
+          <w:rFonts w:hint="eastAsia"/>
+        </w:rPr>
+      </w:pPr>
+      <w:r>
+        <w:rPr>
+          <w:rFonts w:ascii="微软雅黑" w:eastAsia="微软雅黑" w:hAnsi="微软雅黑" w:cs="微软雅黑"/>
+          <w:b/>
+          <w:color w:val="1F4E79"/>
+          <w:sz w:val="28"/>
+        </w:rPr>
+        <w:t>五、异常财务数据说明</w:t>
+      </w:r>
+    </w:p>
+    <w:p>
+      <w:pPr>
+        <w:rPr>
+          <w:rFonts w:hint="eastAsia"/>
+        </w:rPr>
+      </w:pPr>
+    </w:p>
+    <w:p>
+      <w:pPr>
+        <w:rPr>
+          <w:rFonts w:hint="eastAsia"/>
+        </w:rPr>
+      </w:pPr>
+      <w:r>
+        <w:rPr>
+          <w:rFonts w:ascii="微软雅黑" w:eastAsia="微软雅黑" w:hAnsi="微软雅黑" w:cs="微软雅黑"/>
+          <w:sz w:val="20"/>
+        </w:rPr>
+        <w:t>{{abnormal_finance_description}}</w:t>
       </w:r>
     </w:p>
     <w:sectPr>

--- a/techfin-controller/src/main/resources/templates/sxd/report-template.docx
+++ b/techfin-controller/src/main/resources/templates/sxd/report-template.docx
@@ -1,6 +1,6 @@
 
 <file path=word/document.xml><?xml version="1.0" encoding="utf-8"?>
-<w:document xmlns:wpc="http://schemas.microsoft.com/office/word/2010/wordprocessingCanvas" xmlns:cx="http://schemas.microsoft.com/office/drawing/2014/chartex" xmlns:cx1="http://schemas.microsoft.com/office/drawing/2015/9/8/chartex" xmlns:cx2="http://schemas.microsoft.com/office/drawing/2015/10/21/chartex" xmlns:cx3="http://schemas.microsoft.com/office/drawing/2016/5/9/chartex" xmlns:cx4="http://schemas.microsoft.com/office/drawing/2016/5/10/chartex" xmlns:cx5="http://schemas.microsoft.com/office/drawing/2016/5/11/chartex" xmlns:cx6="http://schemas.microsoft.com/office/drawing/2016/5/12/chartex" xmlns:cx7="http://schemas.microsoft.com/office/drawing/2016/5/13/chartex" xmlns:cx8="http://schemas.microsoft.com/office/drawing/2016/5/14/chartex" xmlns:mc="http://schemas.openxmlformats.org/markup-compatibility/2006" xmlns:aink="http://schemas.microsoft.com/office/drawing/2016/ink" xmlns:am3d="http://schemas.microsoft.com/office/drawing/2017/model3d" xmlns:o="urn:schemas-microsoft-com:office:office" xmlns:oel="http://schemas.microsoft.com/office/2019/extlst" xmlns:r="http://schemas.openxmlformats.org/officeDocument/2006/relationships" xmlns:m="http://schemas.openxmlformats.org/officeDocument/2006/math" xmlns:v="urn:schemas-microsoft-com:vml" xmlns:wp14="http://schemas.microsoft.com/office/word/2010/wordprocessingDrawing" xmlns:wp="http://schemas.openxmlformats.org/drawingml/2006/wordprocessingDrawing" xmlns:w10="urn:schemas-microsoft-com:office:word" xmlns:w="http://schemas.openxmlformats.org/wordprocessingml/2006/main" xmlns:w14="http://schemas.microsoft.com/office/word/2010/wordml" xmlns:w15="http://schemas.microsoft.com/office/word/2012/wordml" xmlns:w16cei="http://schemas.microsoft.com/office/word/2026/wordml/cei" xmlns:w16cex="http://schemas.microsoft.com/office/word/2018/wordml/cex" xmlns:w16cid="http://schemas.microsoft.com/office/word/2016/wordml/cid" xmlns:w16="http://schemas.microsoft.com/office/word/2018/wordml" xmlns:w16du="http://schemas.microsoft.com/office/word/2023/wordml/word16du" xmlns:w16sdtdh="http://schemas.microsoft.com/office/word/2020/wordml/sdtdatahash" xmlns:w16sdtfl="http://schemas.microsoft.com/office/word/2024/wordml/sdtformatlock" xmlns:w16se="http://schemas.microsoft.com/office/word/2015/wordml/symex" xmlns:wpg="http://schemas.microsoft.com/office/word/2010/wordprocessingGroup" xmlns:wpi="http://schemas.microsoft.com/office/word/2010/wordprocessingInk" xmlns:wne="http://schemas.microsoft.com/office/word/2006/wordml" xmlns:wps="http://schemas.microsoft.com/office/word/2010/wordprocessingShape" mc:Ignorable="w14 w15 w16se w16cid w16 w16cex w16sdtdh w16sdtfl w16du wp14">
+<w:document xmlns:wpc="http://schemas.microsoft.com/office/word/2010/wordprocessingCanvas" xmlns:cx="http://schemas.microsoft.com/office/drawing/2014/chartex" xmlns:cx1="http://schemas.microsoft.com/office/drawing/2015/9/8/chartex" xmlns:cx2="http://schemas.microsoft.com/office/drawing/2015/10/21/chartex" xmlns:cx3="http://schemas.microsoft.com/office/drawing/2016/5/9/chartex" xmlns:cx4="http://schemas.microsoft.com/office/drawing/2016/5/10/chartex" xmlns:cx5="http://schemas.microsoft.com/office/drawing/2016/5/11/chartex" xmlns:cx6="http://schemas.microsoft.com/office/drawing/2016/5/12/chartex" xmlns:cx7="http://schemas.microsoft.com/office/drawing/2016/5/13/chartex" xmlns:cx8="http://schemas.microsoft.com/office/drawing/2016/5/14/chartex" xmlns:mc="http://schemas.openxmlformats.org/markup-compatibility/2006" xmlns:aink="http://schemas.microsoft.com/office/drawing/2016/ink" xmlns:am3d="http://schemas.microsoft.com/office/drawing/2017/model3d" xmlns:o="urn:schemas-microsoft-com:office:office" xmlns:oel="http://schemas.microsoft.com/office/2019/extlst" xmlns:r="http://schemas.openxmlformats.org/officeDocument/2006/relationships" xmlns:m="http://schemas.openxmlformats.org/officeDocument/2006/math" xmlns:v="urn:schemas-microsoft-com:vml" xmlns:wp14="http://schemas.microsoft.com/office/word/2010/wordprocessingDrawing" xmlns:wp="http://schemas.openxmlformats.org/drawingml/2006/wordprocessingDrawing" xmlns:w10="urn:schemas-microsoft-com:office:word" xmlns:w="http://schemas.openxmlformats.org/wordprocessingml/2006/main" xmlns:w14="http://schemas.microsoft.com/office/word/2010/wordml" xmlns:w15="http://schemas.microsoft.com/office/word/2012/wordml" xmlns:w16cex="http://schemas.microsoft.com/office/word/2018/wordml/cex" xmlns:w16cid="http://schemas.microsoft.com/office/word/2016/wordml/cid" xmlns:w16="http://schemas.microsoft.com/office/word/2018/wordml" xmlns:w16du="http://schemas.microsoft.com/office/word/2023/wordml/word16du" xmlns:w16sdtdh="http://schemas.microsoft.com/office/word/2020/wordml/sdtdatahash" xmlns:w16sdtfl="http://schemas.microsoft.com/office/word/2024/wordml/sdtformatlock" xmlns:w16se="http://schemas.microsoft.com/office/word/2015/wordml/symex" xmlns:wpg="http://schemas.microsoft.com/office/word/2010/wordprocessingGroup" xmlns:wpi="http://schemas.microsoft.com/office/word/2010/wordprocessingInk" xmlns:wne="http://schemas.microsoft.com/office/word/2006/wordml" xmlns:wps="http://schemas.microsoft.com/office/word/2010/wordprocessingShape" mc:Ignorable="w14 w15 w16se w16cid w16 w16cex w16sdtdh w16sdtfl w16du wp14">
   <w:body>
     <w:p>
       <w:pPr>
@@ -55,7 +55,7 @@
       <w:tr>
         <w:tc>
           <w:tcPr>
-            <w:tcW w:w="2840" w:type="dxa"/>
+            <w:tcW w:w="2916" w:type="dxa"/>
           </w:tcPr>
           <w:p>
             <w:pPr>
@@ -68,7 +68,23 @@
                 <w:rFonts w:ascii="华文仿宋" w:eastAsia="华文仿宋" w:hAnsi="华文仿宋" w:cs="微软雅黑"/>
                 <w:sz w:val="20"/>
               </w:rPr>
-              <w:t>{{cst_nm}}</w:t>
+              <w:t>{{</w:t>
+            </w:r>
+            <w:proofErr w:type="spellStart"/>
+            <w:r>
+              <w:rPr>
+                <w:rFonts w:ascii="华文仿宋" w:eastAsia="华文仿宋" w:hAnsi="华文仿宋" w:cs="微软雅黑"/>
+                <w:sz w:val="20"/>
+              </w:rPr>
+              <w:t>cst_nm</w:t>
+            </w:r>
+            <w:proofErr w:type="spellEnd"/>
+            <w:r>
+              <w:rPr>
+                <w:rFonts w:ascii="华文仿宋" w:eastAsia="华文仿宋" w:hAnsi="华文仿宋" w:cs="微软雅黑"/>
+                <w:sz w:val="20"/>
+              </w:rPr>
+              <w:t>}}</w:t>
             </w:r>
           </w:p>
           <w:p>
@@ -81,7 +97,7 @@
         </w:tc>
         <w:tc>
           <w:tcPr>
-            <w:tcW w:w="2841" w:type="dxa"/>
+            <w:tcW w:w="2809" w:type="dxa"/>
           </w:tcPr>
           <w:p>
             <w:pPr>
@@ -94,7 +110,23 @@
                 <w:rFonts w:ascii="华文仿宋" w:eastAsia="华文仿宋" w:hAnsi="华文仿宋" w:cs="微软雅黑"/>
                 <w:sz w:val="20"/>
               </w:rPr>
-              <w:t>{{credit_code}}</w:t>
+              <w:t>{{</w:t>
+            </w:r>
+            <w:proofErr w:type="spellStart"/>
+            <w:r>
+              <w:rPr>
+                <w:rFonts w:ascii="华文仿宋" w:eastAsia="华文仿宋" w:hAnsi="华文仿宋" w:cs="微软雅黑"/>
+                <w:sz w:val="20"/>
+              </w:rPr>
+              <w:t>credit_code</w:t>
+            </w:r>
+            <w:proofErr w:type="spellEnd"/>
+            <w:r>
+              <w:rPr>
+                <w:rFonts w:ascii="华文仿宋" w:eastAsia="华文仿宋" w:hAnsi="华文仿宋" w:cs="微软雅黑"/>
+                <w:sz w:val="20"/>
+              </w:rPr>
+              <w:t>}}</w:t>
             </w:r>
           </w:p>
           <w:p>
@@ -107,7 +139,7 @@
         </w:tc>
         <w:tc>
           <w:tcPr>
-            <w:tcW w:w="2841" w:type="dxa"/>
+            <w:tcW w:w="2797" w:type="dxa"/>
           </w:tcPr>
           <w:p>
             <w:pPr>
@@ -120,7 +152,23 @@
                 <w:rFonts w:ascii="华文仿宋" w:eastAsia="华文仿宋" w:hAnsi="华文仿宋" w:cs="微软雅黑"/>
                 <w:sz w:val="20"/>
               </w:rPr>
-              <w:t>{{fd_dt}}</w:t>
+              <w:t>{{</w:t>
+            </w:r>
+            <w:proofErr w:type="spellStart"/>
+            <w:r>
+              <w:rPr>
+                <w:rFonts w:ascii="华文仿宋" w:eastAsia="华文仿宋" w:hAnsi="华文仿宋" w:cs="微软雅黑"/>
+                <w:sz w:val="20"/>
+              </w:rPr>
+              <w:t>fd_dt</w:t>
+            </w:r>
+            <w:proofErr w:type="spellEnd"/>
+            <w:r>
+              <w:rPr>
+                <w:rFonts w:ascii="华文仿宋" w:eastAsia="华文仿宋" w:hAnsi="华文仿宋" w:cs="微软雅黑"/>
+                <w:sz w:val="20"/>
+              </w:rPr>
+              <w:t>}}</w:t>
             </w:r>
           </w:p>
           <w:p>
@@ -135,7 +183,7 @@
       <w:tr>
         <w:tc>
           <w:tcPr>
-            <w:tcW w:w="2840" w:type="dxa"/>
+            <w:tcW w:w="2916" w:type="dxa"/>
           </w:tcPr>
           <w:p>
             <w:pPr>
@@ -151,7 +199,25 @@
                 <w:sz w:val="36"/>
                 <w:szCs w:val="36"/>
               </w:rPr>
-              <w:t>{{lgl_rprs_nm}}</w:t>
+              <w:t>{{</w:t>
+            </w:r>
+            <w:proofErr w:type="spellStart"/>
+            <w:r>
+              <w:rPr>
+                <w:rFonts w:ascii="楷体" w:eastAsia="楷体" w:hAnsi="楷体" w:cs="微软雅黑"/>
+                <w:sz w:val="36"/>
+                <w:szCs w:val="36"/>
+              </w:rPr>
+              <w:t>lgl_rprs_nm</w:t>
+            </w:r>
+            <w:proofErr w:type="spellEnd"/>
+            <w:r>
+              <w:rPr>
+                <w:rFonts w:ascii="楷体" w:eastAsia="楷体" w:hAnsi="楷体" w:cs="微软雅黑"/>
+                <w:sz w:val="36"/>
+                <w:szCs w:val="36"/>
+              </w:rPr>
+              <w:t>}}</w:t>
             </w:r>
           </w:p>
           <w:p>
@@ -164,7 +230,7 @@
         </w:tc>
         <w:tc>
           <w:tcPr>
-            <w:tcW w:w="2841" w:type="dxa"/>
+            <w:tcW w:w="2809" w:type="dxa"/>
           </w:tcPr>
           <w:p>
             <w:pPr>
@@ -176,45 +242,7 @@
         </w:tc>
         <w:tc>
           <w:tcPr>
-            <w:tcW w:w="2841" w:type="dxa"/>
-          </w:tcPr>
-          <w:p>
-            <w:pPr>
-              <w:rPr>
-                <w:rFonts w:ascii="华文仿宋" w:eastAsia="华文仿宋" w:hAnsi="华文仿宋" w:hint="eastAsia"/>
-              </w:rPr>
-            </w:pPr>
-          </w:p>
-        </w:tc>
-      </w:tr>
-      <w:tr>
-        <w:tc>
-          <w:tcPr>
-            <w:tcW w:w="2840" w:type="dxa"/>
-          </w:tcPr>
-          <w:p>
-            <w:pPr>
-              <w:rPr>
-                <w:rFonts w:ascii="华文仿宋" w:eastAsia="华文仿宋" w:hAnsi="华文仿宋" w:hint="eastAsia"/>
-              </w:rPr>
-            </w:pPr>
-          </w:p>
-        </w:tc>
-        <w:tc>
-          <w:tcPr>
-            <w:tcW w:w="2841" w:type="dxa"/>
-          </w:tcPr>
-          <w:p>
-            <w:pPr>
-              <w:rPr>
-                <w:rFonts w:ascii="华文仿宋" w:eastAsia="华文仿宋" w:hAnsi="华文仿宋" w:hint="eastAsia"/>
-              </w:rPr>
-            </w:pPr>
-          </w:p>
-        </w:tc>
-        <w:tc>
-          <w:tcPr>
-            <w:tcW w:w="2841" w:type="dxa"/>
+            <w:tcW w:w="2797" w:type="dxa"/>
           </w:tcPr>
           <w:p>
             <w:pPr>
@@ -232,61 +260,118 @@
           <w:rFonts w:hint="eastAsia"/>
         </w:rPr>
       </w:pPr>
-    </w:p>
-    <w:p>
-      <w:pPr>
-        <w:rPr>
-          <w:rFonts w:hint="eastAsia"/>
-        </w:rPr>
-      </w:pPr>
-      <w:r>
-        <w:rPr>
-          <w:rFonts w:ascii="微软雅黑" w:eastAsia="微软雅黑" w:hAnsi="微软雅黑" w:cs="微软雅黑"/>
-          <w:sz w:val="20"/>
-        </w:rPr>
-        <w:t>{{cst_nm}}</w:t>
-      </w:r>
-    </w:p>
-    <w:p>
-      <w:pPr>
-        <w:rPr>
-          <w:rFonts w:hint="eastAsia"/>
-        </w:rPr>
-      </w:pPr>
-      <w:r>
-        <w:rPr>
-          <w:rFonts w:ascii="微软雅黑" w:eastAsia="微软雅黑" w:hAnsi="微软雅黑" w:cs="微软雅黑"/>
-          <w:sz w:val="20"/>
-        </w:rPr>
-        <w:t>{{credit_code}}</w:t>
-      </w:r>
-    </w:p>
-    <w:p>
-      <w:pPr>
-        <w:rPr>
-          <w:rFonts w:hint="eastAsia"/>
-        </w:rPr>
-      </w:pPr>
-      <w:r>
-        <w:rPr>
-          <w:rFonts w:ascii="微软雅黑" w:eastAsia="微软雅黑" w:hAnsi="微软雅黑" w:cs="微软雅黑"/>
-          <w:sz w:val="20"/>
-        </w:rPr>
-        <w:t>{{fd_dt}}</w:t>
-      </w:r>
-    </w:p>
-    <w:p>
-      <w:pPr>
-        <w:rPr>
-          <w:rFonts w:hint="eastAsia"/>
-        </w:rPr>
-      </w:pPr>
-      <w:r>
-        <w:rPr>
-          <w:rFonts w:ascii="微软雅黑" w:eastAsia="微软雅黑" w:hAnsi="微软雅黑" w:cs="微软雅黑"/>
-          <w:sz w:val="20"/>
-        </w:rPr>
-        <w:t>{{lgl_rprs_nm}}</w:t>
+      <w:r>
+        <w:rPr>
+          <w:rFonts w:ascii="微软雅黑" w:eastAsia="微软雅黑" w:hAnsi="微软雅黑" w:cs="微软雅黑"/>
+          <w:sz w:val="20"/>
+        </w:rPr>
+        <w:t>{{</w:t>
+      </w:r>
+      <w:proofErr w:type="spellStart"/>
+      <w:r>
+        <w:rPr>
+          <w:rFonts w:ascii="微软雅黑" w:eastAsia="微软雅黑" w:hAnsi="微软雅黑" w:cs="微软雅黑"/>
+          <w:sz w:val="20"/>
+        </w:rPr>
+        <w:t>cst_nm</w:t>
+      </w:r>
+      <w:proofErr w:type="spellEnd"/>
+      <w:r>
+        <w:rPr>
+          <w:rFonts w:ascii="微软雅黑" w:eastAsia="微软雅黑" w:hAnsi="微软雅黑" w:cs="微软雅黑"/>
+          <w:sz w:val="20"/>
+        </w:rPr>
+        <w:t>}}</w:t>
+      </w:r>
+    </w:p>
+    <w:p>
+      <w:pPr>
+        <w:rPr>
+          <w:rFonts w:hint="eastAsia"/>
+        </w:rPr>
+      </w:pPr>
+      <w:r>
+        <w:rPr>
+          <w:rFonts w:ascii="微软雅黑" w:eastAsia="微软雅黑" w:hAnsi="微软雅黑" w:cs="微软雅黑"/>
+          <w:sz w:val="20"/>
+        </w:rPr>
+        <w:t>{{</w:t>
+      </w:r>
+      <w:proofErr w:type="spellStart"/>
+      <w:r>
+        <w:rPr>
+          <w:rFonts w:ascii="微软雅黑" w:eastAsia="微软雅黑" w:hAnsi="微软雅黑" w:cs="微软雅黑"/>
+          <w:sz w:val="20"/>
+        </w:rPr>
+        <w:t>credit_code</w:t>
+      </w:r>
+      <w:proofErr w:type="spellEnd"/>
+      <w:r>
+        <w:rPr>
+          <w:rFonts w:ascii="微软雅黑" w:eastAsia="微软雅黑" w:hAnsi="微软雅黑" w:cs="微软雅黑"/>
+          <w:sz w:val="20"/>
+        </w:rPr>
+        <w:t>}}</w:t>
+      </w:r>
+    </w:p>
+    <w:p>
+      <w:pPr>
+        <w:rPr>
+          <w:rFonts w:hint="eastAsia"/>
+        </w:rPr>
+      </w:pPr>
+      <w:r>
+        <w:rPr>
+          <w:rFonts w:ascii="微软雅黑" w:eastAsia="微软雅黑" w:hAnsi="微软雅黑" w:cs="微软雅黑"/>
+          <w:sz w:val="20"/>
+        </w:rPr>
+        <w:t>{{</w:t>
+      </w:r>
+      <w:proofErr w:type="spellStart"/>
+      <w:r>
+        <w:rPr>
+          <w:rFonts w:ascii="微软雅黑" w:eastAsia="微软雅黑" w:hAnsi="微软雅黑" w:cs="微软雅黑"/>
+          <w:sz w:val="20"/>
+        </w:rPr>
+        <w:t>fd_dt</w:t>
+      </w:r>
+      <w:proofErr w:type="spellEnd"/>
+      <w:r>
+        <w:rPr>
+          <w:rFonts w:ascii="微软雅黑" w:eastAsia="微软雅黑" w:hAnsi="微软雅黑" w:cs="微软雅黑"/>
+          <w:sz w:val="20"/>
+        </w:rPr>
+        <w:t>}}</w:t>
+      </w:r>
+    </w:p>
+    <w:p>
+      <w:pPr>
+        <w:rPr>
+          <w:rFonts w:hint="eastAsia"/>
+        </w:rPr>
+      </w:pPr>
+      <w:r>
+        <w:rPr>
+          <w:rFonts w:ascii="微软雅黑" w:eastAsia="微软雅黑" w:hAnsi="微软雅黑" w:cs="微软雅黑"/>
+          <w:sz w:val="20"/>
+        </w:rPr>
+        <w:t>{{</w:t>
+      </w:r>
+      <w:proofErr w:type="spellStart"/>
+      <w:r>
+        <w:rPr>
+          <w:rFonts w:ascii="微软雅黑" w:eastAsia="微软雅黑" w:hAnsi="微软雅黑" w:cs="微软雅黑"/>
+          <w:sz w:val="20"/>
+        </w:rPr>
+        <w:t>lgl_rprs_nm</w:t>
+      </w:r>
+      <w:proofErr w:type="spellEnd"/>
+      <w:r>
+        <w:rPr>
+          <w:rFonts w:ascii="微软雅黑" w:eastAsia="微软雅黑" w:hAnsi="微软雅黑" w:cs="微软雅黑"/>
+          <w:sz w:val="20"/>
+        </w:rPr>
+        <w:t>}}</w:t>
       </w:r>
     </w:p>
     <w:p>
@@ -299,19 +384,29 @@
       </w:pPr>
       <w:r>
         <w:rPr>
-          <w:rFonts w:ascii="仿宋" w:eastAsia="仿宋" w:hAnsi="仿宋" w:cs="微软雅黑" w:hint="eastAsia"/>
-          <w:sz w:val="30"/>
-          <w:szCs w:val="30"/>
-        </w:rPr>
-        <w:t>测试</w:t>
-      </w:r>
-      <w:r>
-        <w:rPr>
           <w:rFonts w:ascii="仿宋" w:eastAsia="仿宋" w:hAnsi="仿宋" w:cs="微软雅黑"/>
           <w:sz w:val="30"/>
           <w:szCs w:val="30"/>
         </w:rPr>
-        <w:t>{{act_cntlr_nm}}</w:t>
+        <w:t>{{</w:t>
+      </w:r>
+      <w:proofErr w:type="spellStart"/>
+      <w:r>
+        <w:rPr>
+          <w:rFonts w:ascii="仿宋" w:eastAsia="仿宋" w:hAnsi="仿宋" w:cs="微软雅黑"/>
+          <w:sz w:val="30"/>
+          <w:szCs w:val="30"/>
+        </w:rPr>
+        <w:t>act_cntlr_nm</w:t>
+      </w:r>
+      <w:proofErr w:type="spellEnd"/>
+      <w:r>
+        <w:rPr>
+          <w:rFonts w:ascii="仿宋" w:eastAsia="仿宋" w:hAnsi="仿宋" w:cs="微软雅黑"/>
+          <w:sz w:val="30"/>
+          <w:szCs w:val="30"/>
+        </w:rPr>
+        <w:t>}}</w:t>
       </w:r>
     </w:p>
     <w:p>
@@ -324,103 +419,239 @@
       </w:pPr>
       <w:r>
         <w:rPr>
-          <w:rFonts w:ascii="仿宋" w:eastAsia="仿宋" w:hAnsi="仿宋" w:cs="微软雅黑" w:hint="eastAsia"/>
-          <w:sz w:val="30"/>
-          <w:szCs w:val="30"/>
-        </w:rPr>
-        <w:t>测试</w:t>
-      </w:r>
-      <w:r>
-        <w:rPr>
           <w:rFonts w:ascii="仿宋" w:eastAsia="仿宋" w:hAnsi="仿宋" w:cs="微软雅黑"/>
           <w:sz w:val="30"/>
           <w:szCs w:val="30"/>
         </w:rPr>
-        <w:t>{{rgst_cpamt}}</w:t>
-      </w:r>
-    </w:p>
-    <w:p>
-      <w:pPr>
-        <w:rPr>
-          <w:rFonts w:hint="eastAsia"/>
-        </w:rPr>
-      </w:pPr>
-      <w:r>
-        <w:rPr>
-          <w:rFonts w:ascii="微软雅黑" w:eastAsia="微软雅黑" w:hAnsi="微软雅黑" w:cs="微软雅黑"/>
-          <w:sz w:val="20"/>
-        </w:rPr>
-        <w:t>{{arcptl_cpamt}}</w:t>
-      </w:r>
-    </w:p>
-    <w:p>
-      <w:pPr>
-        <w:rPr>
-          <w:rFonts w:hint="eastAsia"/>
-        </w:rPr>
-      </w:pPr>
-      <w:r>
-        <w:rPr>
-          <w:rFonts w:ascii="微软雅黑" w:eastAsia="微软雅黑" w:hAnsi="微软雅黑" w:cs="微软雅黑"/>
-          <w:sz w:val="20"/>
-        </w:rPr>
-        <w:t>{{cpct_tpcd}}</w:t>
-      </w:r>
-    </w:p>
-    <w:p>
-      <w:pPr>
-        <w:rPr>
-          <w:rFonts w:hint="eastAsia"/>
-        </w:rPr>
-      </w:pPr>
-      <w:r>
-        <w:rPr>
-          <w:rFonts w:ascii="微软雅黑" w:eastAsia="微软雅黑" w:hAnsi="微软雅黑" w:cs="微软雅黑"/>
-          <w:sz w:val="20"/>
-        </w:rPr>
-        <w:t>{{entp_sz_cd}}</w:t>
-      </w:r>
-    </w:p>
-    <w:p>
-      <w:pPr>
-        <w:rPr>
-          <w:rFonts w:hint="eastAsia"/>
-        </w:rPr>
-      </w:pPr>
-      <w:r>
-        <w:rPr>
-          <w:rFonts w:ascii="微软雅黑" w:eastAsia="微软雅黑" w:hAnsi="微软雅黑" w:cs="微软雅黑"/>
-          <w:sz w:val="20"/>
-        </w:rPr>
-        <w:t>{{entp_bliy}}</w:t>
-      </w:r>
-    </w:p>
-    <w:p>
-      <w:pPr>
-        <w:rPr>
-          <w:rFonts w:hint="eastAsia"/>
-        </w:rPr>
-      </w:pPr>
-      <w:r>
-        <w:rPr>
-          <w:rFonts w:ascii="微软雅黑" w:eastAsia="微软雅黑" w:hAnsi="微软雅黑" w:cs="微软雅黑"/>
-          <w:sz w:val="20"/>
-        </w:rPr>
-        <w:t>{{dtl_adr}}</w:t>
-      </w:r>
-    </w:p>
-    <w:p>
-      <w:pPr>
-        <w:rPr>
-          <w:rFonts w:hint="eastAsia"/>
-        </w:rPr>
-      </w:pPr>
-      <w:r>
-        <w:rPr>
-          <w:rFonts w:ascii="微软雅黑" w:eastAsia="微软雅黑" w:hAnsi="微软雅黑" w:cs="微软雅黑"/>
-          <w:sz w:val="20"/>
-        </w:rPr>
-        <w:t>{{org_oprt_scop_dsc}}</w:t>
+        <w:t>{{</w:t>
+      </w:r>
+      <w:proofErr w:type="spellStart"/>
+      <w:r>
+        <w:rPr>
+          <w:rFonts w:ascii="仿宋" w:eastAsia="仿宋" w:hAnsi="仿宋" w:cs="微软雅黑"/>
+          <w:sz w:val="30"/>
+          <w:szCs w:val="30"/>
+        </w:rPr>
+        <w:t>rgst_cpamt</w:t>
+      </w:r>
+      <w:proofErr w:type="spellEnd"/>
+      <w:r>
+        <w:rPr>
+          <w:rFonts w:ascii="仿宋" w:eastAsia="仿宋" w:hAnsi="仿宋" w:cs="微软雅黑"/>
+          <w:sz w:val="30"/>
+          <w:szCs w:val="30"/>
+        </w:rPr>
+        <w:t>}}</w:t>
+      </w:r>
+    </w:p>
+    <w:p>
+      <w:pPr>
+        <w:rPr>
+          <w:rFonts w:hint="eastAsia"/>
+        </w:rPr>
+      </w:pPr>
+      <w:r>
+        <w:rPr>
+          <w:rFonts w:ascii="微软雅黑" w:eastAsia="微软雅黑" w:hAnsi="微软雅黑" w:cs="微软雅黑"/>
+          <w:sz w:val="20"/>
+        </w:rPr>
+        <w:t>{{</w:t>
+      </w:r>
+      <w:proofErr w:type="spellStart"/>
+      <w:r>
+        <w:rPr>
+          <w:rFonts w:ascii="微软雅黑" w:eastAsia="微软雅黑" w:hAnsi="微软雅黑" w:cs="微软雅黑"/>
+          <w:sz w:val="20"/>
+        </w:rPr>
+        <w:t>arcptl_cpamt</w:t>
+      </w:r>
+      <w:proofErr w:type="spellEnd"/>
+      <w:r>
+        <w:rPr>
+          <w:rFonts w:ascii="微软雅黑" w:eastAsia="微软雅黑" w:hAnsi="微软雅黑" w:cs="微软雅黑"/>
+          <w:sz w:val="20"/>
+        </w:rPr>
+        <w:t>}}</w:t>
+      </w:r>
+    </w:p>
+    <w:p>
+      <w:pPr>
+        <w:rPr>
+          <w:rFonts w:hint="eastAsia"/>
+        </w:rPr>
+      </w:pPr>
+      <w:r>
+        <w:rPr>
+          <w:rFonts w:ascii="微软雅黑" w:eastAsia="微软雅黑" w:hAnsi="微软雅黑" w:cs="微软雅黑"/>
+          <w:sz w:val="20"/>
+        </w:rPr>
+        <w:t>{{</w:t>
+      </w:r>
+      <w:proofErr w:type="spellStart"/>
+      <w:r>
+        <w:rPr>
+          <w:rFonts w:ascii="微软雅黑" w:eastAsia="微软雅黑" w:hAnsi="微软雅黑" w:cs="微软雅黑"/>
+          <w:sz w:val="20"/>
+        </w:rPr>
+        <w:t>cpct_tpcd</w:t>
+      </w:r>
+      <w:proofErr w:type="spellEnd"/>
+      <w:r>
+        <w:rPr>
+          <w:rFonts w:ascii="微软雅黑" w:eastAsia="微软雅黑" w:hAnsi="微软雅黑" w:cs="微软雅黑"/>
+          <w:sz w:val="20"/>
+        </w:rPr>
+        <w:t>}}</w:t>
+      </w:r>
+    </w:p>
+    <w:p>
+      <w:pPr>
+        <w:rPr>
+          <w:rFonts w:hint="eastAsia"/>
+        </w:rPr>
+      </w:pPr>
+      <w:r>
+        <w:rPr>
+          <w:rFonts w:ascii="微软雅黑" w:eastAsia="微软雅黑" w:hAnsi="微软雅黑" w:cs="微软雅黑"/>
+          <w:sz w:val="20"/>
+        </w:rPr>
+        <w:t>{{</w:t>
+      </w:r>
+      <w:proofErr w:type="spellStart"/>
+      <w:r>
+        <w:rPr>
+          <w:rFonts w:ascii="微软雅黑" w:eastAsia="微软雅黑" w:hAnsi="微软雅黑" w:cs="微软雅黑"/>
+          <w:sz w:val="20"/>
+        </w:rPr>
+        <w:t>entp_sz_cd</w:t>
+      </w:r>
+      <w:proofErr w:type="spellEnd"/>
+      <w:r>
+        <w:rPr>
+          <w:rFonts w:ascii="微软雅黑" w:eastAsia="微软雅黑" w:hAnsi="微软雅黑" w:cs="微软雅黑"/>
+          <w:sz w:val="20"/>
+        </w:rPr>
+        <w:t>}}</w:t>
+      </w:r>
+    </w:p>
+    <w:p>
+      <w:pPr>
+        <w:rPr>
+          <w:rFonts w:hint="eastAsia"/>
+        </w:rPr>
+      </w:pPr>
+      <w:r>
+        <w:rPr>
+          <w:rFonts w:ascii="微软雅黑" w:eastAsia="微软雅黑" w:hAnsi="微软雅黑" w:cs="微软雅黑"/>
+          <w:sz w:val="20"/>
+        </w:rPr>
+        <w:t>{{</w:t>
+      </w:r>
+      <w:proofErr w:type="spellStart"/>
+      <w:r>
+        <w:rPr>
+          <w:rFonts w:ascii="微软雅黑" w:eastAsia="微软雅黑" w:hAnsi="微软雅黑" w:cs="微软雅黑"/>
+          <w:sz w:val="20"/>
+        </w:rPr>
+        <w:t>entp_bliy</w:t>
+      </w:r>
+      <w:proofErr w:type="spellEnd"/>
+      <w:r>
+        <w:rPr>
+          <w:rFonts w:ascii="微软雅黑" w:eastAsia="微软雅黑" w:hAnsi="微软雅黑" w:cs="微软雅黑"/>
+          <w:sz w:val="20"/>
+        </w:rPr>
+        <w:t>}}</w:t>
+      </w:r>
+    </w:p>
+    <w:p>
+      <w:pPr>
+        <w:rPr>
+          <w:rFonts w:hint="eastAsia"/>
+        </w:rPr>
+      </w:pPr>
+      <w:r>
+        <w:rPr>
+          <w:rFonts w:ascii="微软雅黑" w:eastAsia="微软雅黑" w:hAnsi="微软雅黑" w:cs="微软雅黑"/>
+          <w:sz w:val="20"/>
+        </w:rPr>
+        <w:t>{{</w:t>
+      </w:r>
+      <w:proofErr w:type="spellStart"/>
+      <w:r>
+        <w:rPr>
+          <w:rFonts w:ascii="微软雅黑" w:eastAsia="微软雅黑" w:hAnsi="微软雅黑" w:cs="微软雅黑"/>
+          <w:sz w:val="20"/>
+        </w:rPr>
+        <w:t>dtl_adr</w:t>
+      </w:r>
+      <w:proofErr w:type="spellEnd"/>
+      <w:r>
+        <w:rPr>
+          <w:rFonts w:ascii="微软雅黑" w:eastAsia="微软雅黑" w:hAnsi="微软雅黑" w:cs="微软雅黑"/>
+          <w:sz w:val="20"/>
+        </w:rPr>
+        <w:t>}}</w:t>
+      </w:r>
+    </w:p>
+    <w:p>
+      <w:pPr>
+        <w:rPr>
+          <w:rFonts w:hint="eastAsia"/>
+        </w:rPr>
+      </w:pPr>
+      <w:r>
+        <w:rPr>
+          <w:rFonts w:ascii="微软雅黑" w:eastAsia="微软雅黑" w:hAnsi="微软雅黑" w:cs="微软雅黑"/>
+          <w:sz w:val="20"/>
+        </w:rPr>
+        <w:t>{{</w:t>
+      </w:r>
+      <w:proofErr w:type="spellStart"/>
+      <w:r>
+        <w:rPr>
+          <w:rFonts w:ascii="微软雅黑" w:eastAsia="微软雅黑" w:hAnsi="微软雅黑" w:cs="微软雅黑"/>
+          <w:sz w:val="20"/>
+        </w:rPr>
+        <w:t>org_oprt_scop_dsc</w:t>
+      </w:r>
+      <w:proofErr w:type="spellEnd"/>
+      <w:r>
+        <w:rPr>
+          <w:rFonts w:ascii="微软雅黑" w:eastAsia="微软雅黑" w:hAnsi="微软雅黑" w:cs="微软雅黑"/>
+          <w:sz w:val="20"/>
+        </w:rPr>
+        <w:t>}}</w:t>
+      </w:r>
+    </w:p>
+    <w:p>
+      <w:pPr>
+        <w:rPr>
+          <w:rFonts w:hint="eastAsia"/>
+        </w:rPr>
+      </w:pPr>
+      <w:r>
+        <w:rPr>
+          <w:rFonts w:ascii="微软雅黑" w:eastAsia="微软雅黑" w:hAnsi="微软雅黑" w:cs="微软雅黑"/>
+          <w:sz w:val="20"/>
+        </w:rPr>
+        <w:t>{{</w:t>
+      </w:r>
+      <w:proofErr w:type="spellStart"/>
+      <w:r>
+        <w:rPr>
+          <w:rFonts w:ascii="微软雅黑" w:eastAsia="微软雅黑" w:hAnsi="微软雅黑" w:cs="微软雅黑"/>
+          <w:sz w:val="20"/>
+        </w:rPr>
+        <w:t>tech_tag</w:t>
+      </w:r>
+      <w:proofErr w:type="spellEnd"/>
+      <w:r>
+        <w:rPr>
+          <w:rFonts w:ascii="微软雅黑" w:eastAsia="微软雅黑" w:hAnsi="微软雅黑" w:cs="微软雅黑"/>
+          <w:sz w:val="20"/>
+        </w:rPr>
+        <w:t>}}</w:t>
       </w:r>
     </w:p>
     <w:p>
@@ -435,35 +666,53 @@
           <w:sz w:val="20"/>
         </w:rPr>
         <w:lastRenderedPageBreak/>
-        <w:t>{{tech_tag}}</w:t>
-      </w:r>
-    </w:p>
-    <w:p>
-      <w:pPr>
-        <w:rPr>
-          <w:rFonts w:hint="eastAsia"/>
-        </w:rPr>
-      </w:pPr>
-      <w:r>
-        <w:rPr>
-          <w:rFonts w:ascii="微软雅黑" w:eastAsia="微软雅黑" w:hAnsi="微软雅黑" w:cs="微软雅黑"/>
-          <w:sz w:val="20"/>
-        </w:rPr>
-        <w:t>{{tech_flow}}</w:t>
-      </w:r>
-    </w:p>
-    <w:p>
-      <w:pPr>
-        <w:rPr>
-          <w:rFonts w:hint="eastAsia"/>
-        </w:rPr>
-      </w:pPr>
-      <w:r>
-        <w:rPr>
-          <w:rFonts w:ascii="微软雅黑" w:eastAsia="微软雅黑" w:hAnsi="微软雅黑" w:cs="微软雅黑"/>
-          <w:sz w:val="20"/>
-        </w:rPr>
-        <w:t>{{kc_score}}</w:t>
+        <w:t>{{</w:t>
+      </w:r>
+      <w:proofErr w:type="spellStart"/>
+      <w:r>
+        <w:rPr>
+          <w:rFonts w:ascii="微软雅黑" w:eastAsia="微软雅黑" w:hAnsi="微软雅黑" w:cs="微软雅黑"/>
+          <w:sz w:val="20"/>
+        </w:rPr>
+        <w:t>tech_flow</w:t>
+      </w:r>
+      <w:proofErr w:type="spellEnd"/>
+      <w:r>
+        <w:rPr>
+          <w:rFonts w:ascii="微软雅黑" w:eastAsia="微软雅黑" w:hAnsi="微软雅黑" w:cs="微软雅黑"/>
+          <w:sz w:val="20"/>
+        </w:rPr>
+        <w:t>}}</w:t>
+      </w:r>
+    </w:p>
+    <w:p>
+      <w:pPr>
+        <w:rPr>
+          <w:rFonts w:hint="eastAsia"/>
+        </w:rPr>
+      </w:pPr>
+      <w:r>
+        <w:rPr>
+          <w:rFonts w:ascii="微软雅黑" w:eastAsia="微软雅黑" w:hAnsi="微软雅黑" w:cs="微软雅黑"/>
+          <w:sz w:val="20"/>
+        </w:rPr>
+        <w:t>{{</w:t>
+      </w:r>
+      <w:proofErr w:type="spellStart"/>
+      <w:r>
+        <w:rPr>
+          <w:rFonts w:ascii="微软雅黑" w:eastAsia="微软雅黑" w:hAnsi="微软雅黑" w:cs="微软雅黑"/>
+          <w:sz w:val="20"/>
+        </w:rPr>
+        <w:t>kc_score</w:t>
+      </w:r>
+      <w:proofErr w:type="spellEnd"/>
+      <w:r>
+        <w:rPr>
+          <w:rFonts w:ascii="微软雅黑" w:eastAsia="微软雅黑" w:hAnsi="微软雅黑" w:cs="微软雅黑"/>
+          <w:sz w:val="20"/>
+        </w:rPr>
+        <w:t>}}</w:t>
       </w:r>
     </w:p>
     <w:p>
@@ -480,54 +729,90 @@
           <w:sz w:val="28"/>
           <w:szCs w:val="28"/>
         </w:rPr>
-        <w:t>测试</w:t>
-      </w:r>
+        <w:t>{{</w:t>
+      </w:r>
+      <w:proofErr w:type="spellStart"/>
       <w:r>
         <w:rPr>
           <w:rFonts w:ascii="华文新魏" w:eastAsia="华文新魏" w:hAnsi="微软雅黑" w:cs="微软雅黑" w:hint="eastAsia"/>
           <w:sz w:val="28"/>
           <w:szCs w:val="28"/>
         </w:rPr>
-        <w:t>{{entp_ptnt_num}}</w:t>
-      </w:r>
-    </w:p>
-    <w:p>
-      <w:pPr>
+        <w:t>entp_ptnt_num</w:t>
+      </w:r>
+      <w:proofErr w:type="spellEnd"/>
+      <w:r>
         <w:rPr>
           <w:rFonts w:ascii="华文新魏" w:eastAsia="华文新魏" w:hAnsi="微软雅黑" w:cs="微软雅黑" w:hint="eastAsia"/>
           <w:sz w:val="28"/>
           <w:szCs w:val="28"/>
         </w:rPr>
-      </w:pPr>
-      <w:r>
+        <w:t>}}</w:t>
+      </w:r>
+    </w:p>
+    <w:p>
+      <w:pPr>
         <w:rPr>
           <w:rFonts w:ascii="华文新魏" w:eastAsia="华文新魏" w:hAnsi="微软雅黑" w:cs="微软雅黑" w:hint="eastAsia"/>
           <w:sz w:val="28"/>
           <w:szCs w:val="28"/>
         </w:rPr>
-        <w:t>测试</w:t>
-      </w:r>
+      </w:pPr>
       <w:r>
         <w:rPr>
           <w:rFonts w:ascii="华文新魏" w:eastAsia="华文新魏" w:hAnsi="微软雅黑" w:cs="微软雅黑"/>
           <w:sz w:val="28"/>
           <w:szCs w:val="28"/>
         </w:rPr>
-        <w:t>{{entp_prct_new_tp_ptnt_num}}</w:t>
-      </w:r>
-    </w:p>
-    <w:p>
-      <w:pPr>
-        <w:rPr>
-          <w:rFonts w:hint="eastAsia"/>
-        </w:rPr>
-      </w:pPr>
-      <w:r>
-        <w:rPr>
-          <w:rFonts w:ascii="微软雅黑" w:eastAsia="微软雅黑" w:hAnsi="微软雅黑" w:cs="微软雅黑"/>
-          <w:sz w:val="20"/>
-        </w:rPr>
-        <w:t>{{entp_ivt_ptnt_num}}</w:t>
+        <w:t>{{</w:t>
+      </w:r>
+      <w:proofErr w:type="spellStart"/>
+      <w:r>
+        <w:rPr>
+          <w:rFonts w:ascii="华文新魏" w:eastAsia="华文新魏" w:hAnsi="微软雅黑" w:cs="微软雅黑"/>
+          <w:sz w:val="28"/>
+          <w:szCs w:val="28"/>
+        </w:rPr>
+        <w:t>entp_prct_new_tp_ptnt_num</w:t>
+      </w:r>
+      <w:proofErr w:type="spellEnd"/>
+      <w:r>
+        <w:rPr>
+          <w:rFonts w:ascii="华文新魏" w:eastAsia="华文新魏" w:hAnsi="微软雅黑" w:cs="微软雅黑"/>
+          <w:sz w:val="28"/>
+          <w:szCs w:val="28"/>
+        </w:rPr>
+        <w:t>}}</w:t>
+      </w:r>
+    </w:p>
+    <w:p>
+      <w:pPr>
+        <w:rPr>
+          <w:rFonts w:hint="eastAsia"/>
+        </w:rPr>
+      </w:pPr>
+      <w:r>
+        <w:rPr>
+          <w:rFonts w:ascii="微软雅黑" w:eastAsia="微软雅黑" w:hAnsi="微软雅黑" w:cs="微软雅黑"/>
+          <w:sz w:val="20"/>
+        </w:rPr>
+        <w:t>{{</w:t>
+      </w:r>
+      <w:proofErr w:type="spellStart"/>
+      <w:r>
+        <w:rPr>
+          <w:rFonts w:ascii="微软雅黑" w:eastAsia="微软雅黑" w:hAnsi="微软雅黑" w:cs="微软雅黑"/>
+          <w:sz w:val="20"/>
+        </w:rPr>
+        <w:t>entp_ivt_ptnt_num</w:t>
+      </w:r>
+      <w:proofErr w:type="spellEnd"/>
+      <w:r>
+        <w:rPr>
+          <w:rFonts w:ascii="微软雅黑" w:eastAsia="微软雅黑" w:hAnsi="微软雅黑" w:cs="微软雅黑"/>
+          <w:sz w:val="20"/>
+        </w:rPr>
+        <w:t>}}</w:t>
       </w:r>
     </w:p>
     <w:p>
@@ -555,147 +840,337 @@
           <w:rFonts w:ascii="微软雅黑" w:eastAsia="微软雅黑" w:hAnsi="微软雅黑" w:cs="微软雅黑"/>
           <w:sz w:val="20"/>
         </w:rPr>
-        <w:t>{{if_loan}}</w:t>
-      </w:r>
-    </w:p>
-    <w:p>
-      <w:pPr>
-        <w:rPr>
-          <w:rFonts w:hint="eastAsia"/>
-        </w:rPr>
-      </w:pPr>
-      <w:r>
-        <w:rPr>
-          <w:rFonts w:ascii="微软雅黑" w:eastAsia="微软雅黑" w:hAnsi="微软雅黑" w:cs="微软雅黑"/>
-          <w:sz w:val="20"/>
-        </w:rPr>
-        <w:t>{{product_name}}</w:t>
-      </w:r>
-    </w:p>
-    <w:p>
-      <w:pPr>
-        <w:rPr>
-          <w:rFonts w:hint="eastAsia"/>
-        </w:rPr>
-      </w:pPr>
-      <w:r>
-        <w:rPr>
-          <w:rFonts w:ascii="微软雅黑" w:eastAsia="微软雅黑" w:hAnsi="微软雅黑" w:cs="微软雅黑"/>
-          <w:sz w:val="20"/>
-        </w:rPr>
-        <w:t>{{loan_amount}}</w:t>
-      </w:r>
-    </w:p>
-    <w:p>
-      <w:pPr>
-        <w:rPr>
-          <w:rFonts w:hint="eastAsia"/>
-        </w:rPr>
-      </w:pPr>
-      <w:r>
-        <w:rPr>
-          <w:rFonts w:ascii="微软雅黑" w:eastAsia="微软雅黑" w:hAnsi="微软雅黑" w:cs="微软雅黑"/>
-          <w:sz w:val="20"/>
-        </w:rPr>
-        <w:t>{{loan_term}}</w:t>
-      </w:r>
-    </w:p>
-    <w:p>
-      <w:pPr>
-        <w:rPr>
-          <w:rFonts w:hint="eastAsia"/>
-        </w:rPr>
-      </w:pPr>
-      <w:r>
-        <w:rPr>
-          <w:rFonts w:ascii="微软雅黑" w:eastAsia="微软雅黑" w:hAnsi="微软雅黑" w:cs="微软雅黑"/>
-          <w:sz w:val="20"/>
-        </w:rPr>
-        <w:t>{{loan_balance}}</w:t>
-      </w:r>
-    </w:p>
-    <w:p>
-      <w:pPr>
-        <w:rPr>
-          <w:rFonts w:hint="eastAsia"/>
-        </w:rPr>
-      </w:pPr>
-      <w:r>
-        <w:rPr>
-          <w:rFonts w:ascii="微软雅黑" w:eastAsia="微软雅黑" w:hAnsi="微软雅黑" w:cs="微软雅黑"/>
-          <w:sz w:val="20"/>
-        </w:rPr>
-        <w:t>{{dep_bal}}</w:t>
-      </w:r>
-    </w:p>
-    <w:p>
-      <w:pPr>
-        <w:rPr>
-          <w:rFonts w:hint="eastAsia"/>
-        </w:rPr>
-      </w:pPr>
-      <w:r>
-        <w:rPr>
-          <w:rFonts w:ascii="微软雅黑" w:eastAsia="微软雅黑" w:hAnsi="微软雅黑" w:cs="微软雅黑"/>
-          <w:sz w:val="20"/>
-        </w:rPr>
-        <w:t>{{dep_bal_dt}}</w:t>
-      </w:r>
-    </w:p>
-    <w:p>
-      <w:pPr>
-        <w:rPr>
-          <w:rFonts w:hint="eastAsia"/>
-        </w:rPr>
-      </w:pPr>
-      <w:r>
-        <w:rPr>
-          <w:rFonts w:ascii="微软雅黑" w:eastAsia="微软雅黑" w:hAnsi="微软雅黑" w:cs="微软雅黑"/>
-          <w:sz w:val="20"/>
-        </w:rPr>
-        <w:t>{{dep_aadbal}}</w:t>
-      </w:r>
-    </w:p>
-    <w:p>
-      <w:pPr>
-        <w:rPr>
-          <w:rFonts w:hint="eastAsia"/>
-        </w:rPr>
-      </w:pPr>
-      <w:r>
-        <w:rPr>
-          <w:rFonts w:ascii="微软雅黑" w:eastAsia="微软雅黑" w:hAnsi="微软雅黑" w:cs="微软雅黑"/>
-          <w:sz w:val="20"/>
-        </w:rPr>
-        <w:t>{{acc_start_dt}}</w:t>
-      </w:r>
-    </w:p>
-    <w:p>
-      <w:pPr>
-        <w:rPr>
-          <w:rFonts w:hint="eastAsia"/>
-        </w:rPr>
-      </w:pPr>
-      <w:r>
-        <w:rPr>
-          <w:rFonts w:ascii="微软雅黑" w:eastAsia="微软雅黑" w:hAnsi="微软雅黑" w:cs="微软雅黑"/>
-          <w:sz w:val="20"/>
-        </w:rPr>
-        <w:t>{{acc_type}}</w:t>
-      </w:r>
-    </w:p>
-    <w:p>
-      <w:pPr>
-        <w:rPr>
-          <w:rFonts w:hint="eastAsia"/>
-        </w:rPr>
-      </w:pPr>
-      <w:r>
-        <w:rPr>
-          <w:rFonts w:ascii="微软雅黑" w:eastAsia="微软雅黑" w:hAnsi="微软雅黑" w:cs="微软雅黑"/>
-          <w:sz w:val="20"/>
-        </w:rPr>
-        <w:t>{{isug_pnum}}</w:t>
+        <w:t>{{</w:t>
+      </w:r>
+      <w:proofErr w:type="spellStart"/>
+      <w:r>
+        <w:rPr>
+          <w:rFonts w:ascii="微软雅黑" w:eastAsia="微软雅黑" w:hAnsi="微软雅黑" w:cs="微软雅黑"/>
+          <w:sz w:val="20"/>
+        </w:rPr>
+        <w:t>if_loan</w:t>
+      </w:r>
+      <w:proofErr w:type="spellEnd"/>
+      <w:r>
+        <w:rPr>
+          <w:rFonts w:ascii="微软雅黑" w:eastAsia="微软雅黑" w:hAnsi="微软雅黑" w:cs="微软雅黑"/>
+          <w:sz w:val="20"/>
+        </w:rPr>
+        <w:t>}}</w:t>
+      </w:r>
+    </w:p>
+    <w:p>
+      <w:pPr>
+        <w:rPr>
+          <w:rFonts w:hint="eastAsia"/>
+        </w:rPr>
+      </w:pPr>
+      <w:r>
+        <w:rPr>
+          <w:rFonts w:ascii="微软雅黑" w:eastAsia="微软雅黑" w:hAnsi="微软雅黑" w:cs="微软雅黑"/>
+          <w:sz w:val="20"/>
+        </w:rPr>
+        <w:t>{{</w:t>
+      </w:r>
+      <w:proofErr w:type="spellStart"/>
+      <w:r>
+        <w:rPr>
+          <w:rFonts w:ascii="微软雅黑" w:eastAsia="微软雅黑" w:hAnsi="微软雅黑" w:cs="微软雅黑"/>
+          <w:sz w:val="20"/>
+        </w:rPr>
+        <w:t>product_name</w:t>
+      </w:r>
+      <w:proofErr w:type="spellEnd"/>
+      <w:r>
+        <w:rPr>
+          <w:rFonts w:ascii="微软雅黑" w:eastAsia="微软雅黑" w:hAnsi="微软雅黑" w:cs="微软雅黑"/>
+          <w:sz w:val="20"/>
+        </w:rPr>
+        <w:t>}}</w:t>
+      </w:r>
+    </w:p>
+    <w:p>
+      <w:pPr>
+        <w:rPr>
+          <w:rFonts w:hint="eastAsia"/>
+        </w:rPr>
+      </w:pPr>
+      <w:r>
+        <w:rPr>
+          <w:rFonts w:ascii="微软雅黑" w:eastAsia="微软雅黑" w:hAnsi="微软雅黑" w:cs="微软雅黑"/>
+          <w:sz w:val="20"/>
+        </w:rPr>
+        <w:t>{{</w:t>
+      </w:r>
+      <w:proofErr w:type="spellStart"/>
+      <w:r>
+        <w:rPr>
+          <w:rFonts w:ascii="微软雅黑" w:eastAsia="微软雅黑" w:hAnsi="微软雅黑" w:cs="微软雅黑"/>
+          <w:sz w:val="20"/>
+        </w:rPr>
+        <w:t>loan_amount</w:t>
+      </w:r>
+      <w:proofErr w:type="spellEnd"/>
+      <w:r>
+        <w:rPr>
+          <w:rFonts w:ascii="微软雅黑" w:eastAsia="微软雅黑" w:hAnsi="微软雅黑" w:cs="微软雅黑"/>
+          <w:sz w:val="20"/>
+        </w:rPr>
+        <w:t>}}</w:t>
+      </w:r>
+    </w:p>
+    <w:p>
+      <w:pPr>
+        <w:rPr>
+          <w:rFonts w:hint="eastAsia"/>
+        </w:rPr>
+      </w:pPr>
+      <w:r>
+        <w:rPr>
+          <w:rFonts w:ascii="微软雅黑" w:eastAsia="微软雅黑" w:hAnsi="微软雅黑" w:cs="微软雅黑"/>
+          <w:sz w:val="20"/>
+        </w:rPr>
+        <w:t>{{</w:t>
+      </w:r>
+      <w:proofErr w:type="spellStart"/>
+      <w:r>
+        <w:rPr>
+          <w:rFonts w:ascii="微软雅黑" w:eastAsia="微软雅黑" w:hAnsi="微软雅黑" w:cs="微软雅黑"/>
+          <w:sz w:val="20"/>
+        </w:rPr>
+        <w:t>loan_term</w:t>
+      </w:r>
+      <w:proofErr w:type="spellEnd"/>
+      <w:r>
+        <w:rPr>
+          <w:rFonts w:ascii="微软雅黑" w:eastAsia="微软雅黑" w:hAnsi="微软雅黑" w:cs="微软雅黑"/>
+          <w:sz w:val="20"/>
+        </w:rPr>
+        <w:t>}}</w:t>
+      </w:r>
+    </w:p>
+    <w:p>
+      <w:pPr>
+        <w:rPr>
+          <w:rFonts w:hint="eastAsia"/>
+        </w:rPr>
+      </w:pPr>
+      <w:r>
+        <w:rPr>
+          <w:rFonts w:ascii="微软雅黑" w:eastAsia="微软雅黑" w:hAnsi="微软雅黑" w:cs="微软雅黑"/>
+          <w:sz w:val="20"/>
+        </w:rPr>
+        <w:t>{{</w:t>
+      </w:r>
+      <w:proofErr w:type="spellStart"/>
+      <w:r>
+        <w:rPr>
+          <w:rFonts w:ascii="微软雅黑" w:eastAsia="微软雅黑" w:hAnsi="微软雅黑" w:cs="微软雅黑"/>
+          <w:sz w:val="20"/>
+        </w:rPr>
+        <w:t>loan_balance</w:t>
+      </w:r>
+      <w:proofErr w:type="spellEnd"/>
+      <w:r>
+        <w:rPr>
+          <w:rFonts w:ascii="微软雅黑" w:eastAsia="微软雅黑" w:hAnsi="微软雅黑" w:cs="微软雅黑"/>
+          <w:sz w:val="20"/>
+        </w:rPr>
+        <w:t>}}</w:t>
+      </w:r>
+    </w:p>
+    <w:p>
+      <w:pPr>
+        <w:rPr>
+          <w:rFonts w:hint="eastAsia"/>
+        </w:rPr>
+      </w:pPr>
+      <w:r>
+        <w:rPr>
+          <w:rFonts w:ascii="微软雅黑" w:eastAsia="微软雅黑" w:hAnsi="微软雅黑" w:cs="微软雅黑"/>
+          <w:sz w:val="20"/>
+        </w:rPr>
+        <w:t>{{</w:t>
+      </w:r>
+      <w:proofErr w:type="spellStart"/>
+      <w:r>
+        <w:rPr>
+          <w:rFonts w:ascii="微软雅黑" w:eastAsia="微软雅黑" w:hAnsi="微软雅黑" w:cs="微软雅黑"/>
+          <w:sz w:val="20"/>
+        </w:rPr>
+        <w:t>dep_bal</w:t>
+      </w:r>
+      <w:proofErr w:type="spellEnd"/>
+      <w:r>
+        <w:rPr>
+          <w:rFonts w:ascii="微软雅黑" w:eastAsia="微软雅黑" w:hAnsi="微软雅黑" w:cs="微软雅黑"/>
+          <w:sz w:val="20"/>
+        </w:rPr>
+        <w:t>}}</w:t>
+      </w:r>
+    </w:p>
+    <w:p>
+      <w:pPr>
+        <w:rPr>
+          <w:rFonts w:hint="eastAsia"/>
+        </w:rPr>
+      </w:pPr>
+      <w:r>
+        <w:rPr>
+          <w:rFonts w:ascii="微软雅黑" w:eastAsia="微软雅黑" w:hAnsi="微软雅黑" w:cs="微软雅黑"/>
+          <w:sz w:val="20"/>
+        </w:rPr>
+        <w:t>{{</w:t>
+      </w:r>
+      <w:proofErr w:type="spellStart"/>
+      <w:r>
+        <w:rPr>
+          <w:rFonts w:ascii="微软雅黑" w:eastAsia="微软雅黑" w:hAnsi="微软雅黑" w:cs="微软雅黑"/>
+          <w:sz w:val="20"/>
+        </w:rPr>
+        <w:t>dep_bal_dt</w:t>
+      </w:r>
+      <w:proofErr w:type="spellEnd"/>
+      <w:r>
+        <w:rPr>
+          <w:rFonts w:ascii="微软雅黑" w:eastAsia="微软雅黑" w:hAnsi="微软雅黑" w:cs="微软雅黑"/>
+          <w:sz w:val="20"/>
+        </w:rPr>
+        <w:t>}}</w:t>
+      </w:r>
+    </w:p>
+    <w:p>
+      <w:pPr>
+        <w:rPr>
+          <w:rFonts w:hint="eastAsia"/>
+        </w:rPr>
+      </w:pPr>
+      <w:r>
+        <w:rPr>
+          <w:rFonts w:ascii="微软雅黑" w:eastAsia="微软雅黑" w:hAnsi="微软雅黑" w:cs="微软雅黑"/>
+          <w:sz w:val="20"/>
+        </w:rPr>
+        <w:t>{{</w:t>
+      </w:r>
+      <w:proofErr w:type="spellStart"/>
+      <w:r>
+        <w:rPr>
+          <w:rFonts w:ascii="微软雅黑" w:eastAsia="微软雅黑" w:hAnsi="微软雅黑" w:cs="微软雅黑"/>
+          <w:sz w:val="20"/>
+        </w:rPr>
+        <w:t>dep_aadbal</w:t>
+      </w:r>
+      <w:proofErr w:type="spellEnd"/>
+      <w:r>
+        <w:rPr>
+          <w:rFonts w:ascii="微软雅黑" w:eastAsia="微软雅黑" w:hAnsi="微软雅黑" w:cs="微软雅黑"/>
+          <w:sz w:val="20"/>
+        </w:rPr>
+        <w:t>}}</w:t>
+      </w:r>
+    </w:p>
+    <w:p>
+      <w:pPr>
+        <w:rPr>
+          <w:rFonts w:hint="eastAsia"/>
+        </w:rPr>
+      </w:pPr>
+      <w:r>
+        <w:rPr>
+          <w:rFonts w:ascii="微软雅黑" w:eastAsia="微软雅黑" w:hAnsi="微软雅黑" w:cs="微软雅黑"/>
+          <w:sz w:val="20"/>
+        </w:rPr>
+        <w:t>{{</w:t>
+      </w:r>
+      <w:proofErr w:type="spellStart"/>
+      <w:r>
+        <w:rPr>
+          <w:rFonts w:ascii="微软雅黑" w:eastAsia="微软雅黑" w:hAnsi="微软雅黑" w:cs="微软雅黑"/>
+          <w:sz w:val="20"/>
+        </w:rPr>
+        <w:t>acc_start_dt</w:t>
+      </w:r>
+      <w:proofErr w:type="spellEnd"/>
+      <w:r>
+        <w:rPr>
+          <w:rFonts w:ascii="微软雅黑" w:eastAsia="微软雅黑" w:hAnsi="微软雅黑" w:cs="微软雅黑"/>
+          <w:sz w:val="20"/>
+        </w:rPr>
+        <w:t>}}</w:t>
+      </w:r>
+    </w:p>
+    <w:p>
+      <w:pPr>
+        <w:rPr>
+          <w:rFonts w:hint="eastAsia"/>
+        </w:rPr>
+      </w:pPr>
+      <w:r>
+        <w:rPr>
+          <w:rFonts w:ascii="微软雅黑" w:eastAsia="微软雅黑" w:hAnsi="微软雅黑" w:cs="微软雅黑"/>
+          <w:sz w:val="20"/>
+        </w:rPr>
+        <w:t>{{</w:t>
+      </w:r>
+      <w:proofErr w:type="spellStart"/>
+      <w:r>
+        <w:rPr>
+          <w:rFonts w:ascii="微软雅黑" w:eastAsia="微软雅黑" w:hAnsi="微软雅黑" w:cs="微软雅黑"/>
+          <w:sz w:val="20"/>
+        </w:rPr>
+        <w:t>acc_type</w:t>
+      </w:r>
+      <w:proofErr w:type="spellEnd"/>
+      <w:r>
+        <w:rPr>
+          <w:rFonts w:ascii="微软雅黑" w:eastAsia="微软雅黑" w:hAnsi="微软雅黑" w:cs="微软雅黑"/>
+          <w:sz w:val="20"/>
+        </w:rPr>
+        <w:t>}}</w:t>
+      </w:r>
+    </w:p>
+    <w:p>
+      <w:pPr>
+        <w:rPr>
+          <w:rFonts w:hint="eastAsia"/>
+        </w:rPr>
+      </w:pPr>
+      <w:r>
+        <w:rPr>
+          <w:rFonts w:ascii="微软雅黑" w:eastAsia="微软雅黑" w:hAnsi="微软雅黑" w:cs="微软雅黑"/>
+          <w:sz w:val="20"/>
+        </w:rPr>
+        <w:t>{{</w:t>
+      </w:r>
+      <w:proofErr w:type="spellStart"/>
+      <w:r>
+        <w:rPr>
+          <w:rFonts w:ascii="微软雅黑" w:eastAsia="微软雅黑" w:hAnsi="微软雅黑" w:cs="微软雅黑"/>
+          <w:sz w:val="20"/>
+        </w:rPr>
+        <w:t>isug_pnum</w:t>
+      </w:r>
+      <w:proofErr w:type="spellEnd"/>
+      <w:r>
+        <w:rPr>
+          <w:rFonts w:ascii="微软雅黑" w:eastAsia="微软雅黑" w:hAnsi="微软雅黑" w:cs="微软雅黑"/>
+          <w:sz w:val="20"/>
+        </w:rPr>
+        <w:t>}}</w:t>
+      </w:r>
+    </w:p>
+    <w:p>
+      <w:pPr>
+        <w:rPr>
+          <w:rFonts w:hint="eastAsia"/>
+        </w:rPr>
+      </w:pPr>
+      <w:r>
+        <w:rPr>
+          <w:rFonts w:ascii="微软雅黑" w:eastAsia="微软雅黑" w:hAnsi="微软雅黑" w:cs="微软雅黑"/>
+          <w:sz w:val="20"/>
+        </w:rPr>
+        <w:t>{{avg_12_isug_amt}}</w:t>
       </w:r>
     </w:p>
     <w:p>
@@ -710,105 +1185,203 @@
           <w:sz w:val="20"/>
         </w:rPr>
         <w:lastRenderedPageBreak/>
-        <w:t>{{avg_12_isug_amt}}</w:t>
-      </w:r>
-    </w:p>
-    <w:p>
-      <w:pPr>
-        <w:rPr>
-          <w:rFonts w:hint="eastAsia"/>
-        </w:rPr>
-      </w:pPr>
-      <w:r>
-        <w:rPr>
-          <w:rFonts w:ascii="微软雅黑" w:eastAsia="微软雅黑" w:hAnsi="微软雅黑" w:cs="微软雅黑"/>
-          <w:sz w:val="20"/>
-        </w:rPr>
-        <w:t>{{if_yuqi}}</w:t>
-      </w:r>
-    </w:p>
-    <w:p>
-      <w:pPr>
-        <w:rPr>
-          <w:rFonts w:hint="eastAsia"/>
-        </w:rPr>
-      </w:pPr>
-      <w:r>
-        <w:rPr>
-          <w:rFonts w:ascii="微软雅黑" w:eastAsia="微软雅黑" w:hAnsi="微软雅黑" w:cs="微软雅黑"/>
-          <w:sz w:val="20"/>
-        </w:rPr>
-        <w:t>{{ltgtrltd_ind}}</w:t>
-      </w:r>
-    </w:p>
-    <w:p>
-      <w:pPr>
-        <w:rPr>
-          <w:rFonts w:hint="eastAsia"/>
-        </w:rPr>
-      </w:pPr>
-      <w:r>
-        <w:rPr>
-          <w:rFonts w:ascii="微软雅黑" w:eastAsia="微软雅黑" w:hAnsi="微软雅黑" w:cs="微软雅黑"/>
-          <w:sz w:val="20"/>
-        </w:rPr>
-        <w:t>{{if_rad_alarm}}</w:t>
-      </w:r>
-    </w:p>
-    <w:p>
-      <w:pPr>
-        <w:rPr>
-          <w:rFonts w:hint="eastAsia"/>
-        </w:rPr>
-      </w:pPr>
-      <w:r>
-        <w:rPr>
-          <w:rFonts w:ascii="微软雅黑" w:eastAsia="微软雅黑" w:hAnsi="微软雅黑" w:cs="微软雅黑"/>
-          <w:sz w:val="20"/>
-        </w:rPr>
-        <w:t>{{profile_main_business}}</w:t>
-      </w:r>
-    </w:p>
-    <w:p>
-      <w:pPr>
-        <w:rPr>
-          <w:rFonts w:hint="eastAsia"/>
-        </w:rPr>
-      </w:pPr>
-      <w:r>
-        <w:rPr>
-          <w:rFonts w:ascii="微软雅黑" w:eastAsia="微软雅黑" w:hAnsi="微软雅黑" w:cs="微软雅黑"/>
-          <w:sz w:val="20"/>
-        </w:rPr>
-        <w:t>{{profile_downstream}}</w:t>
-      </w:r>
-    </w:p>
-    <w:p>
-      <w:pPr>
-        <w:rPr>
-          <w:rFonts w:hint="eastAsia"/>
-        </w:rPr>
-      </w:pPr>
-      <w:r>
-        <w:rPr>
-          <w:rFonts w:ascii="微软雅黑" w:eastAsia="微软雅黑" w:hAnsi="微软雅黑" w:cs="微软雅黑"/>
-          <w:sz w:val="20"/>
-        </w:rPr>
-        <w:t>{{profile_highlights}}</w:t>
-      </w:r>
-    </w:p>
-    <w:p>
-      <w:pPr>
-        <w:rPr>
-          <w:rFonts w:hint="eastAsia"/>
-        </w:rPr>
-      </w:pPr>
-      <w:r>
-        <w:rPr>
-          <w:rFonts w:ascii="微软雅黑" w:eastAsia="微软雅黑" w:hAnsi="微软雅黑" w:cs="微软雅黑"/>
-          <w:sz w:val="20"/>
-        </w:rPr>
-        <w:t>{{profile_patent_application}}</w:t>
+        <w:t>{{</w:t>
+      </w:r>
+      <w:proofErr w:type="spellStart"/>
+      <w:r>
+        <w:rPr>
+          <w:rFonts w:ascii="微软雅黑" w:eastAsia="微软雅黑" w:hAnsi="微软雅黑" w:cs="微软雅黑"/>
+          <w:sz w:val="20"/>
+        </w:rPr>
+        <w:t>if_yuqi</w:t>
+      </w:r>
+      <w:proofErr w:type="spellEnd"/>
+      <w:r>
+        <w:rPr>
+          <w:rFonts w:ascii="微软雅黑" w:eastAsia="微软雅黑" w:hAnsi="微软雅黑" w:cs="微软雅黑"/>
+          <w:sz w:val="20"/>
+        </w:rPr>
+        <w:t>}}</w:t>
+      </w:r>
+    </w:p>
+    <w:p>
+      <w:pPr>
+        <w:rPr>
+          <w:rFonts w:hint="eastAsia"/>
+        </w:rPr>
+      </w:pPr>
+      <w:r>
+        <w:rPr>
+          <w:rFonts w:ascii="微软雅黑" w:eastAsia="微软雅黑" w:hAnsi="微软雅黑" w:cs="微软雅黑"/>
+          <w:sz w:val="20"/>
+        </w:rPr>
+        <w:t>{{</w:t>
+      </w:r>
+      <w:proofErr w:type="spellStart"/>
+      <w:r>
+        <w:rPr>
+          <w:rFonts w:ascii="微软雅黑" w:eastAsia="微软雅黑" w:hAnsi="微软雅黑" w:cs="微软雅黑"/>
+          <w:sz w:val="20"/>
+        </w:rPr>
+        <w:t>ltgtrltd_ind</w:t>
+      </w:r>
+      <w:proofErr w:type="spellEnd"/>
+      <w:r>
+        <w:rPr>
+          <w:rFonts w:ascii="微软雅黑" w:eastAsia="微软雅黑" w:hAnsi="微软雅黑" w:cs="微软雅黑"/>
+          <w:sz w:val="20"/>
+        </w:rPr>
+        <w:t>}}</w:t>
+      </w:r>
+    </w:p>
+    <w:p>
+      <w:pPr>
+        <w:rPr>
+          <w:rFonts w:hint="eastAsia"/>
+        </w:rPr>
+      </w:pPr>
+      <w:r>
+        <w:rPr>
+          <w:rFonts w:ascii="微软雅黑" w:eastAsia="微软雅黑" w:hAnsi="微软雅黑" w:cs="微软雅黑"/>
+          <w:sz w:val="20"/>
+        </w:rPr>
+        <w:t>{{</w:t>
+      </w:r>
+      <w:proofErr w:type="spellStart"/>
+      <w:r>
+        <w:rPr>
+          <w:rFonts w:ascii="微软雅黑" w:eastAsia="微软雅黑" w:hAnsi="微软雅黑" w:cs="微软雅黑"/>
+          <w:sz w:val="20"/>
+        </w:rPr>
+        <w:t>if_rad_alarm</w:t>
+      </w:r>
+      <w:proofErr w:type="spellEnd"/>
+      <w:r>
+        <w:rPr>
+          <w:rFonts w:ascii="微软雅黑" w:eastAsia="微软雅黑" w:hAnsi="微软雅黑" w:cs="微软雅黑"/>
+          <w:sz w:val="20"/>
+        </w:rPr>
+        <w:t>}}</w:t>
+      </w:r>
+    </w:p>
+    <w:p>
+      <w:pPr>
+        <w:rPr>
+          <w:rFonts w:hint="eastAsia"/>
+        </w:rPr>
+      </w:pPr>
+      <w:r>
+        <w:rPr>
+          <w:rFonts w:ascii="微软雅黑" w:eastAsia="微软雅黑" w:hAnsi="微软雅黑" w:cs="微软雅黑"/>
+          <w:sz w:val="20"/>
+        </w:rPr>
+        <w:t>{{</w:t>
+      </w:r>
+      <w:proofErr w:type="spellStart"/>
+      <w:r>
+        <w:rPr>
+          <w:rFonts w:ascii="微软雅黑" w:eastAsia="微软雅黑" w:hAnsi="微软雅黑" w:cs="微软雅黑"/>
+          <w:sz w:val="20"/>
+        </w:rPr>
+        <w:t>profile_main_business</w:t>
+      </w:r>
+      <w:proofErr w:type="spellEnd"/>
+      <w:r>
+        <w:rPr>
+          <w:rFonts w:ascii="微软雅黑" w:eastAsia="微软雅黑" w:hAnsi="微软雅黑" w:cs="微软雅黑"/>
+          <w:sz w:val="20"/>
+        </w:rPr>
+        <w:t>}}</w:t>
+      </w:r>
+    </w:p>
+    <w:p>
+      <w:pPr>
+        <w:rPr>
+          <w:rFonts w:hint="eastAsia"/>
+        </w:rPr>
+      </w:pPr>
+      <w:r>
+        <w:rPr>
+          <w:rFonts w:ascii="微软雅黑" w:eastAsia="微软雅黑" w:hAnsi="微软雅黑" w:cs="微软雅黑"/>
+          <w:sz w:val="20"/>
+        </w:rPr>
+        <w:t>{{</w:t>
+      </w:r>
+      <w:proofErr w:type="spellStart"/>
+      <w:r>
+        <w:rPr>
+          <w:rFonts w:ascii="微软雅黑" w:eastAsia="微软雅黑" w:hAnsi="微软雅黑" w:cs="微软雅黑"/>
+          <w:sz w:val="20"/>
+        </w:rPr>
+        <w:t>profile_downstream</w:t>
+      </w:r>
+      <w:proofErr w:type="spellEnd"/>
+      <w:r>
+        <w:rPr>
+          <w:rFonts w:ascii="微软雅黑" w:eastAsia="微软雅黑" w:hAnsi="微软雅黑" w:cs="微软雅黑"/>
+          <w:sz w:val="20"/>
+        </w:rPr>
+        <w:t>}}</w:t>
+      </w:r>
+    </w:p>
+    <w:p>
+      <w:pPr>
+        <w:rPr>
+          <w:rFonts w:hint="eastAsia"/>
+        </w:rPr>
+      </w:pPr>
+      <w:r>
+        <w:rPr>
+          <w:rFonts w:ascii="微软雅黑" w:eastAsia="微软雅黑" w:hAnsi="微软雅黑" w:cs="微软雅黑"/>
+          <w:sz w:val="20"/>
+        </w:rPr>
+        <w:t>{{</w:t>
+      </w:r>
+      <w:proofErr w:type="spellStart"/>
+      <w:r>
+        <w:rPr>
+          <w:rFonts w:ascii="微软雅黑" w:eastAsia="微软雅黑" w:hAnsi="微软雅黑" w:cs="微软雅黑"/>
+          <w:sz w:val="20"/>
+        </w:rPr>
+        <w:t>profile_highlights</w:t>
+      </w:r>
+      <w:proofErr w:type="spellEnd"/>
+      <w:r>
+        <w:rPr>
+          <w:rFonts w:ascii="微软雅黑" w:eastAsia="微软雅黑" w:hAnsi="微软雅黑" w:cs="微软雅黑"/>
+          <w:sz w:val="20"/>
+        </w:rPr>
+        <w:t>}}</w:t>
+      </w:r>
+    </w:p>
+    <w:p>
+      <w:pPr>
+        <w:rPr>
+          <w:rFonts w:hint="eastAsia"/>
+        </w:rPr>
+      </w:pPr>
+      <w:r>
+        <w:rPr>
+          <w:rFonts w:ascii="微软雅黑" w:eastAsia="微软雅黑" w:hAnsi="微软雅黑" w:cs="微软雅黑"/>
+          <w:sz w:val="20"/>
+        </w:rPr>
+        <w:t>{{</w:t>
+      </w:r>
+      <w:proofErr w:type="spellStart"/>
+      <w:r>
+        <w:rPr>
+          <w:rFonts w:ascii="微软雅黑" w:eastAsia="微软雅黑" w:hAnsi="微软雅黑" w:cs="微软雅黑"/>
+          <w:sz w:val="20"/>
+        </w:rPr>
+        <w:t>profile_patent_application</w:t>
+      </w:r>
+      <w:proofErr w:type="spellEnd"/>
+      <w:r>
+        <w:rPr>
+          <w:rFonts w:ascii="微软雅黑" w:eastAsia="微软雅黑" w:hAnsi="微软雅黑" w:cs="微软雅黑"/>
+          <w:sz w:val="20"/>
+        </w:rPr>
+        <w:t>}}</w:t>
       </w:r>
     </w:p>
     <w:p>
@@ -852,21 +1425,53 @@
           <w:rFonts w:ascii="微软雅黑" w:eastAsia="微软雅黑" w:hAnsi="微软雅黑" w:cs="微软雅黑"/>
           <w:sz w:val="20"/>
         </w:rPr>
-        <w:t>{{dib_director_keyresume}}</w:t>
-      </w:r>
-    </w:p>
-    <w:p>
-      <w:pPr>
-        <w:rPr>
-          <w:rFonts w:hint="eastAsia"/>
-        </w:rPr>
-      </w:pPr>
-      <w:r>
-        <w:rPr>
-          <w:rFonts w:ascii="微软雅黑" w:eastAsia="微软雅黑" w:hAnsi="微软雅黑" w:cs="微软雅黑"/>
-          <w:sz w:val="20"/>
-        </w:rPr>
-        <w:t>{{dib_manage_business_overview}}</w:t>
+        <w:t>{{</w:t>
+      </w:r>
+      <w:proofErr w:type="spellStart"/>
+      <w:r>
+        <w:rPr>
+          <w:rFonts w:ascii="微软雅黑" w:eastAsia="微软雅黑" w:hAnsi="微软雅黑" w:cs="微软雅黑"/>
+          <w:sz w:val="20"/>
+        </w:rPr>
+        <w:t>dib_director_keyresume</w:t>
+      </w:r>
+      <w:proofErr w:type="spellEnd"/>
+      <w:r>
+        <w:rPr>
+          <w:rFonts w:ascii="微软雅黑" w:eastAsia="微软雅黑" w:hAnsi="微软雅黑" w:cs="微软雅黑"/>
+          <w:sz w:val="20"/>
+        </w:rPr>
+        <w:t>}}</w:t>
+      </w:r>
+    </w:p>
+    <w:p>
+      <w:pPr>
+        <w:rPr>
+          <w:rFonts w:hint="eastAsia"/>
+        </w:rPr>
+      </w:pPr>
+      <w:r>
+        <w:rPr>
+          <w:rFonts w:ascii="微软雅黑" w:eastAsia="微软雅黑" w:hAnsi="微软雅黑" w:cs="微软雅黑"/>
+          <w:sz w:val="20"/>
+        </w:rPr>
+        <w:t>{{</w:t>
+      </w:r>
+      <w:proofErr w:type="spellStart"/>
+      <w:r>
+        <w:rPr>
+          <w:rFonts w:ascii="微软雅黑" w:eastAsia="微软雅黑" w:hAnsi="微软雅黑" w:cs="微软雅黑"/>
+          <w:sz w:val="20"/>
+        </w:rPr>
+        <w:t>dib_manage_business_overview</w:t>
+      </w:r>
+      <w:proofErr w:type="spellEnd"/>
+      <w:r>
+        <w:rPr>
+          <w:rFonts w:ascii="微软雅黑" w:eastAsia="微软雅黑" w:hAnsi="微软雅黑" w:cs="微软雅黑"/>
+          <w:sz w:val="20"/>
+        </w:rPr>
+        <w:t>}}</w:t>
       </w:r>
     </w:p>
     <w:p>
@@ -910,7 +1515,23 @@
           <w:rFonts w:ascii="微软雅黑" w:eastAsia="微软雅黑" w:hAnsi="微软雅黑" w:cs="微软雅黑"/>
           <w:sz w:val="20"/>
         </w:rPr>
-        <w:t>{{balance_sheet_key_items}}</w:t>
+        <w:t>{{</w:t>
+      </w:r>
+      <w:proofErr w:type="spellStart"/>
+      <w:r>
+        <w:rPr>
+          <w:rFonts w:ascii="微软雅黑" w:eastAsia="微软雅黑" w:hAnsi="微软雅黑" w:cs="微软雅黑"/>
+          <w:sz w:val="20"/>
+        </w:rPr>
+        <w:t>balance_sheet_key_items</w:t>
+      </w:r>
+      <w:proofErr w:type="spellEnd"/>
+      <w:r>
+        <w:rPr>
+          <w:rFonts w:ascii="微软雅黑" w:eastAsia="微软雅黑" w:hAnsi="微软雅黑" w:cs="微软雅黑"/>
+          <w:sz w:val="20"/>
+        </w:rPr>
+        <w:t>}}</w:t>
       </w:r>
     </w:p>
     <w:p>
@@ -954,7 +1575,23 @@
           <w:rFonts w:ascii="微软雅黑" w:eastAsia="微软雅黑" w:hAnsi="微软雅黑" w:cs="微软雅黑"/>
           <w:sz w:val="20"/>
         </w:rPr>
-        <w:t>{{profit_sheet_key_items}}</w:t>
+        <w:t>{{</w:t>
+      </w:r>
+      <w:proofErr w:type="spellStart"/>
+      <w:r>
+        <w:rPr>
+          <w:rFonts w:ascii="微软雅黑" w:eastAsia="微软雅黑" w:hAnsi="微软雅黑" w:cs="微软雅黑"/>
+          <w:sz w:val="20"/>
+        </w:rPr>
+        <w:t>profit_sheet_key_items</w:t>
+      </w:r>
+      <w:proofErr w:type="spellEnd"/>
+      <w:r>
+        <w:rPr>
+          <w:rFonts w:ascii="微软雅黑" w:eastAsia="微软雅黑" w:hAnsi="微软雅黑" w:cs="微软雅黑"/>
+          <w:sz w:val="20"/>
+        </w:rPr>
+        <w:t>}}</w:t>
       </w:r>
     </w:p>
     <w:p>
@@ -970,6 +1607,7 @@
           <w:color w:val="1F4E79"/>
           <w:sz w:val="28"/>
         </w:rPr>
+        <w:lastRenderedPageBreak/>
         <w:t>五、异常财务数据说明</w:t>
       </w:r>
     </w:p>
@@ -991,7 +1629,23 @@
           <w:rFonts w:ascii="微软雅黑" w:eastAsia="微软雅黑" w:hAnsi="微软雅黑" w:cs="微软雅黑"/>
           <w:sz w:val="20"/>
         </w:rPr>
-        <w:t>{{abnormal_finance_description}}</w:t>
+        <w:t>{{</w:t>
+      </w:r>
+      <w:proofErr w:type="spellStart"/>
+      <w:r>
+        <w:rPr>
+          <w:rFonts w:ascii="微软雅黑" w:eastAsia="微软雅黑" w:hAnsi="微软雅黑" w:cs="微软雅黑"/>
+          <w:sz w:val="20"/>
+        </w:rPr>
+        <w:t>abnormal_finance_description</w:t>
+      </w:r>
+      <w:proofErr w:type="spellEnd"/>
+      <w:r>
+        <w:rPr>
+          <w:rFonts w:ascii="微软雅黑" w:eastAsia="微软雅黑" w:hAnsi="微软雅黑" w:cs="微软雅黑"/>
+          <w:sz w:val="20"/>
+        </w:rPr>
+        <w:t>}}</w:t>
       </w:r>
     </w:p>
     <w:sectPr>
